--- a/public/resume/template/harvard-template-2026.docx
+++ b/public/resume/template/harvard-template-2026.docx
@@ -20,19 +20,23 @@
         <w:spacing w:before="0" w:after="80"/>
         <w:jc w:val="center"/>
       </w:pPr>
-      <w:r>
-        <w:rPr>
-          <w:sz w:val="19"/>
-        </w:rPr>
-        <w:t>City</w:t>
-      </w:r>
+      <w:hyperlink r:id="rId9">
+        <w:r>
+          <w:rPr>
+            <w:color w:val="000000"/>
+            <w:sz w:val="19"/>
+            <w:szCs w:val="19"/>
+          </w:rPr>
+          <w:t xml:space="preserve">+00 0000 0000</w:t>
+        </w:r>
+      </w:hyperlink>
       <w:r>
         <w:rPr>
           <w:sz w:val="19"/>
         </w:rPr>
         <w:t xml:space="preserve"> · </w:t>
       </w:r>
-      <w:hyperlink r:id="rId9">
+      <w:hyperlink r:id="rId10">
         <w:r>
           <w:rPr>
             <w:color w:val="000000"/>
@@ -48,7 +52,7 @@
         </w:rPr>
         <w:t xml:space="preserve"> · </w:t>
       </w:r>
-      <w:hyperlink r:id="rId10">
+      <w:hyperlink r:id="rId11">
         <w:r>
           <w:rPr>
             <w:color w:val="000000"/>
@@ -150,7 +154,7 @@
         <w:rPr>
           <w:b/>
         </w:rPr>
-        <w:t>Organisation (bold)</w:t>
+        <w:t>Organisation</w:t>
       </w:r>
       <w:r>
         <w:tab/>
@@ -169,7 +173,7 @@
         <w:rPr>
           <w:i/>
         </w:rPr>
-        <w:t>Role Title (italic)</w:t>
+        <w:t>Role Title</w:t>
       </w:r>
       <w:r>
         <w:tab/>
@@ -270,7 +274,7 @@
           <w:b/>
           <w:spacing w:val="20"/>
         </w:rPr>
-        <w:t>SKILLS AND INTERESTS</w:t>
+        <w:t>SKILLS AND CERTIFICATIONS</w:t>
       </w:r>
     </w:p>
     <w:p>
